--- a/internal_doc/00.项目管理/01.会议纪要/例会纪要_20160225.docx
+++ b/internal_doc/00.项目管理/01.会议纪要/例会纪要_20160225.docx
@@ -102,14 +102,12 @@
             <w:pPr>
               <w:jc w:val="left"/>
             </w:pPr>
-            <w:proofErr w:type="spellStart"/>
             <w:r>
               <w:rPr>
                 <w:rFonts w:hint="eastAsia"/>
               </w:rPr>
               <w:t>SequoiaDB</w:t>
             </w:r>
-            <w:proofErr w:type="spellEnd"/>
             <w:r>
               <w:rPr>
                 <w:rFonts w:hint="eastAsia"/>
@@ -153,6 +151,12 @@
                 <w:rFonts w:hint="eastAsia"/>
               </w:rPr>
               <w:t>许建辉、谭钊波、吴易达、何嘉文、黄伟钢、刘圳、杨上德</w:t>
+            </w:r>
+            <w:r>
+              <w:rPr>
+                <w:rFonts w:hint="eastAsia"/>
+              </w:rPr>
+              <w:t>、林友彬、李伟超</w:t>
             </w:r>
           </w:p>
         </w:tc>
@@ -260,16 +264,8 @@
         <w:rPr>
           <w:rFonts w:hint="eastAsia"/>
         </w:rPr>
-        <w:t xml:space="preserve">Power </w:t>
+        <w:t>Power junit</w:t>
       </w:r>
-      <w:proofErr w:type="spellStart"/>
-      <w:r>
-        <w:rPr>
-          <w:rFonts w:hint="eastAsia"/>
-        </w:rPr>
-        <w:t>junit</w:t>
-      </w:r>
-      <w:proofErr w:type="spellEnd"/>
       <w:r>
         <w:rPr>
           <w:rFonts w:hint="eastAsia"/>
@@ -302,11 +298,9 @@
         </w:rPr>
         <w:t>上的</w:t>
       </w:r>
-      <w:proofErr w:type="spellStart"/>
       <w:r>
         <w:t>rocksDB</w:t>
       </w:r>
-      <w:proofErr w:type="spellEnd"/>
       <w:r>
         <w:rPr>
           <w:rFonts w:hint="eastAsia"/>
@@ -1084,14 +1078,12 @@
               </w:tabs>
               <w:jc w:val="left"/>
             </w:pPr>
-            <w:proofErr w:type="spellStart"/>
             <w:r>
               <w:rPr>
                 <w:rFonts w:hint="eastAsia"/>
               </w:rPr>
               <w:t>php</w:t>
             </w:r>
-            <w:proofErr w:type="spellEnd"/>
             <w:r>
               <w:rPr>
                 <w:rFonts w:hint="eastAsia"/>
@@ -1164,9 +1156,6 @@
           <w:p>
             <w:pPr>
               <w:jc w:val="left"/>
-              <w:rPr>
-                <w:rFonts w:hint="eastAsia"/>
-              </w:rPr>
             </w:pPr>
             <w:r>
               <w:rPr>
@@ -1174,14 +1163,12 @@
               </w:rPr>
               <w:t>更新</w:t>
             </w:r>
-            <w:proofErr w:type="spellStart"/>
             <w:r>
               <w:rPr>
                 <w:rFonts w:hint="eastAsia"/>
               </w:rPr>
               <w:t>php</w:t>
             </w:r>
-            <w:proofErr w:type="spellEnd"/>
             <w:r>
               <w:rPr>
                 <w:rFonts w:hint="eastAsia"/>
@@ -1347,14 +1334,12 @@
               </w:tabs>
               <w:jc w:val="left"/>
             </w:pPr>
-            <w:proofErr w:type="spellStart"/>
             <w:r>
               <w:rPr>
                 <w:rFonts w:hint="eastAsia"/>
               </w:rPr>
               <w:t>SequoiaSQL</w:t>
             </w:r>
-            <w:proofErr w:type="spellEnd"/>
             <w:r>
               <w:rPr>
                 <w:rFonts w:hint="eastAsia"/>
@@ -1469,6 +1454,7 @@
               <w:rPr>
                 <w:rFonts w:hint="eastAsia"/>
               </w:rPr>
+              <w:lastRenderedPageBreak/>
               <w:t>云数据库修复</w:t>
             </w:r>
             <w:r>
@@ -1556,15 +1542,11 @@
                 <w:tab w:val="left" w:pos="2231"/>
               </w:tabs>
               <w:jc w:val="left"/>
-              <w:rPr>
-                <w:rFonts w:hint="eastAsia"/>
-              </w:rPr>
-            </w:pPr>
-            <w:r>
-              <w:rPr>
-                <w:rFonts w:hint="eastAsia"/>
-              </w:rPr>
-              <w:lastRenderedPageBreak/>
+            </w:pPr>
+            <w:r>
+              <w:rPr>
+                <w:rFonts w:hint="eastAsia"/>
+              </w:rPr>
               <w:t>官网产品页面</w:t>
             </w:r>
           </w:p>
@@ -1579,9 +1561,6 @@
                 <w:tab w:val="left" w:pos="450"/>
               </w:tabs>
               <w:jc w:val="left"/>
-              <w:rPr>
-                <w:rFonts w:hint="eastAsia"/>
-              </w:rPr>
             </w:pPr>
             <w:r>
               <w:rPr>
@@ -1601,9 +1580,6 @@
                 <w:tab w:val="left" w:pos="240"/>
               </w:tabs>
               <w:jc w:val="left"/>
-              <w:rPr>
-                <w:rFonts w:hint="eastAsia"/>
-              </w:rPr>
             </w:pPr>
             <w:r>
               <w:rPr>
@@ -1630,9 +1606,6 @@
           <w:p>
             <w:pPr>
               <w:jc w:val="left"/>
-              <w:rPr>
-                <w:rFonts w:hint="eastAsia"/>
-              </w:rPr>
             </w:pPr>
             <w:r>
               <w:rPr>
@@ -1672,9 +1645,6 @@
                 <w:tab w:val="left" w:pos="2231"/>
               </w:tabs>
               <w:jc w:val="left"/>
-              <w:rPr>
-                <w:rFonts w:hint="eastAsia"/>
-              </w:rPr>
             </w:pPr>
             <w:r>
               <w:rPr>
@@ -1706,9 +1676,6 @@
                 <w:tab w:val="left" w:pos="450"/>
               </w:tabs>
               <w:jc w:val="left"/>
-              <w:rPr>
-                <w:rFonts w:hint="eastAsia"/>
-              </w:rPr>
             </w:pPr>
             <w:r>
               <w:rPr>
@@ -1728,9 +1695,6 @@
                 <w:tab w:val="left" w:pos="240"/>
               </w:tabs>
               <w:jc w:val="left"/>
-              <w:rPr>
-                <w:rFonts w:hint="eastAsia"/>
-              </w:rPr>
             </w:pPr>
             <w:r>
               <w:rPr>
@@ -1757,9 +1721,6 @@
           <w:p>
             <w:pPr>
               <w:jc w:val="left"/>
-              <w:rPr>
-                <w:rFonts w:hint="eastAsia"/>
-              </w:rPr>
             </w:pPr>
             <w:r>
               <w:rPr>
@@ -2066,9 +2027,6 @@
                 <w:tab w:val="left" w:pos="2231"/>
               </w:tabs>
               <w:jc w:val="left"/>
-              <w:rPr>
-                <w:rFonts w:hint="eastAsia"/>
-              </w:rPr>
             </w:pPr>
             <w:r>
               <w:t>P</w:t>
@@ -2085,14 +2043,12 @@
               </w:rPr>
               <w:t>版本执行</w:t>
             </w:r>
-            <w:proofErr w:type="spellStart"/>
             <w:r>
               <w:rPr>
                 <w:rFonts w:hint="eastAsia"/>
               </w:rPr>
               <w:t>sqlcoredump</w:t>
             </w:r>
-            <w:proofErr w:type="spellEnd"/>
           </w:p>
         </w:tc>
         <w:tc>
@@ -2105,9 +2061,6 @@
                 <w:tab w:val="left" w:pos="450"/>
               </w:tabs>
               <w:jc w:val="left"/>
-              <w:rPr>
-                <w:rFonts w:hint="eastAsia"/>
-              </w:rPr>
             </w:pPr>
             <w:r>
               <w:rPr>
@@ -2127,9 +2080,6 @@
                 <w:tab w:val="left" w:pos="240"/>
               </w:tabs>
               <w:jc w:val="left"/>
-              <w:rPr>
-                <w:rFonts w:hint="eastAsia"/>
-              </w:rPr>
             </w:pPr>
             <w:r>
               <w:rPr>
@@ -2157,11 +2107,6 @@
             <w:tcW w:w="1888" w:type="dxa"/>
           </w:tcPr>
           <w:p>
-            <w:pPr>
-              <w:rPr>
-                <w:rFonts w:hint="eastAsia"/>
-              </w:rPr>
-            </w:pPr>
             <w:r>
               <w:rPr>
                 <w:rFonts w:hint="eastAsia"/>
@@ -2690,7 +2635,6 @@
             <w:pPr>
               <w:jc w:val="left"/>
             </w:pPr>
-            <w:proofErr w:type="spellStart"/>
             <w:r>
               <w:t>Y</w:t>
             </w:r>
@@ -2700,7 +2644,6 @@
               </w:rPr>
               <w:t>csb</w:t>
             </w:r>
-            <w:proofErr w:type="spellEnd"/>
             <w:r>
               <w:rPr>
                 <w:rFonts w:hint="eastAsia"/>
@@ -2974,14 +2917,12 @@
               </w:rPr>
               <w:t>优化</w:t>
             </w:r>
-            <w:proofErr w:type="spellStart"/>
             <w:r>
               <w:rPr>
                 <w:rFonts w:hint="eastAsia"/>
               </w:rPr>
               <w:t>ci</w:t>
             </w:r>
-            <w:proofErr w:type="spellEnd"/>
             <w:r>
               <w:rPr>
                 <w:rFonts w:hint="eastAsia"/>
@@ -3266,7 +3207,6 @@
             <w:pPr>
               <w:jc w:val="left"/>
             </w:pPr>
-            <w:proofErr w:type="spellStart"/>
             <w:r>
               <w:t>S</w:t>
             </w:r>
@@ -3276,7 +3216,6 @@
               </w:rPr>
               <w:t>troy</w:t>
             </w:r>
-            <w:proofErr w:type="spellEnd"/>
             <w:r>
               <w:rPr>
                 <w:rFonts w:hint="eastAsia"/>
@@ -3323,14 +3262,12 @@
               </w:rPr>
               <w:t>永宏</w:t>
             </w:r>
-            <w:proofErr w:type="spellStart"/>
             <w:r>
               <w:rPr>
                 <w:rFonts w:hint="eastAsia"/>
               </w:rPr>
               <w:t>yhbI</w:t>
             </w:r>
-            <w:proofErr w:type="spellEnd"/>
             <w:r>
               <w:rPr>
                 <w:rFonts w:hint="eastAsia"/>
@@ -3349,14 +3286,12 @@
               </w:rPr>
               <w:t>与</w:t>
             </w:r>
-            <w:proofErr w:type="spellStart"/>
             <w:r>
               <w:rPr>
                 <w:rFonts w:hint="eastAsia"/>
               </w:rPr>
               <w:t>Sdb</w:t>
             </w:r>
-            <w:proofErr w:type="spellEnd"/>
             <w:r>
               <w:rPr>
                 <w:rFonts w:hint="eastAsia"/>
@@ -3651,6 +3586,7 @@
               <w:rPr>
                 <w:rFonts w:hint="eastAsia"/>
               </w:rPr>
+              <w:lastRenderedPageBreak/>
               <w:t>制定消息</w:t>
             </w:r>
             <w:r>
@@ -3687,14 +3623,7 @@
               <w:rPr>
                 <w:rFonts w:hint="eastAsia"/>
               </w:rPr>
-              <w:t>的接</w:t>
-            </w:r>
-            <w:r>
-              <w:rPr>
-                <w:rFonts w:hint="eastAsia"/>
-              </w:rPr>
-              <w:lastRenderedPageBreak/>
-              <w:t>口修正、各种驱动接口）</w:t>
+              <w:t>的接口修正、各种驱动接口）</w:t>
             </w:r>
           </w:p>
         </w:tc>
@@ -3710,7 +3639,6 @@
               <w:rPr>
                 <w:rFonts w:hint="eastAsia"/>
               </w:rPr>
-              <w:lastRenderedPageBreak/>
               <w:t>许建辉</w:t>
             </w:r>
           </w:p>
@@ -3756,14 +3684,7 @@
               <w:rPr>
                 <w:rFonts w:hint="eastAsia"/>
               </w:rPr>
-              <w:t>设计基本完成，逐</w:t>
-            </w:r>
-            <w:r>
-              <w:rPr>
-                <w:rFonts w:hint="eastAsia"/>
-              </w:rPr>
-              <w:lastRenderedPageBreak/>
-              <w:t>步加入</w:t>
+              <w:t>设计基本完成，逐步加入</w:t>
             </w:r>
           </w:p>
           <w:p>
@@ -3795,7 +3716,6 @@
               <w:rPr>
                 <w:rFonts w:hint="eastAsia"/>
               </w:rPr>
-              <w:lastRenderedPageBreak/>
               <w:t>数据中心灾备方案</w:t>
             </w:r>
           </w:p>
@@ -3879,14 +3799,12 @@
               </w:rPr>
               <w:t>两组的</w:t>
             </w:r>
-            <w:proofErr w:type="spellStart"/>
             <w:r>
               <w:rPr>
                 <w:rFonts w:hint="eastAsia"/>
               </w:rPr>
               <w:t>groupName</w:t>
             </w:r>
-            <w:proofErr w:type="spellEnd"/>
             <w:r>
               <w:rPr>
                 <w:rFonts w:hint="eastAsia"/>
@@ -4699,7 +4617,14 @@
               <w:rPr>
                 <w:rFonts w:hint="eastAsia"/>
               </w:rPr>
-              <w:t>连接池，断开连接后应该重连的问题</w:t>
+              <w:t>连接池，断开连接后应该重</w:t>
+            </w:r>
+            <w:r>
+              <w:rPr>
+                <w:rFonts w:hint="eastAsia"/>
+              </w:rPr>
+              <w:lastRenderedPageBreak/>
+              <w:t>连的问题</w:t>
             </w:r>
           </w:p>
         </w:tc>
@@ -4715,6 +4640,7 @@
               <w:rPr>
                 <w:rFonts w:hint="eastAsia"/>
               </w:rPr>
+              <w:lastRenderedPageBreak/>
               <w:t>王文净</w:t>
             </w:r>
           </w:p>
@@ -4784,28 +4710,24 @@
               <w:lastRenderedPageBreak/>
               <w:t>与</w:t>
             </w:r>
-            <w:proofErr w:type="spellStart"/>
             <w:r>
               <w:rPr>
                 <w:rFonts w:hint="eastAsia"/>
               </w:rPr>
               <w:t>MongoDB</w:t>
             </w:r>
-            <w:proofErr w:type="spellEnd"/>
             <w:r>
               <w:rPr>
                 <w:rFonts w:hint="eastAsia"/>
               </w:rPr>
               <w:t>的</w:t>
             </w:r>
-            <w:proofErr w:type="spellStart"/>
             <w:r>
               <w:rPr>
                 <w:rFonts w:hint="eastAsia"/>
               </w:rPr>
               <w:t>bson</w:t>
             </w:r>
-            <w:proofErr w:type="spellEnd"/>
             <w:r>
               <w:rPr>
                 <w:rFonts w:hint="eastAsia"/>
@@ -4823,28 +4745,24 @@
               </w:rPr>
               <w:t>移值到</w:t>
             </w:r>
-            <w:proofErr w:type="spellStart"/>
             <w:r>
               <w:rPr>
                 <w:rFonts w:hint="eastAsia"/>
               </w:rPr>
               <w:t>mongodb</w:t>
             </w:r>
-            <w:proofErr w:type="spellEnd"/>
             <w:r>
               <w:rPr>
                 <w:rFonts w:hint="eastAsia"/>
               </w:rPr>
               <w:t>新的</w:t>
             </w:r>
-            <w:proofErr w:type="spellStart"/>
             <w:r>
               <w:rPr>
                 <w:rFonts w:hint="eastAsia"/>
               </w:rPr>
               <w:t>bson</w:t>
             </w:r>
-            <w:proofErr w:type="spellEnd"/>
           </w:p>
         </w:tc>
         <w:tc>
@@ -5015,28 +4933,24 @@
               </w:rPr>
               <w:t>维护</w:t>
             </w:r>
-            <w:proofErr w:type="spellStart"/>
             <w:r>
               <w:rPr>
                 <w:rFonts w:hint="eastAsia"/>
               </w:rPr>
               <w:t>mongodb</w:t>
             </w:r>
-            <w:proofErr w:type="spellEnd"/>
             <w:r>
               <w:rPr>
                 <w:rFonts w:hint="eastAsia"/>
               </w:rPr>
               <w:t>与</w:t>
             </w:r>
-            <w:proofErr w:type="spellStart"/>
             <w:r>
               <w:rPr>
                 <w:rFonts w:hint="eastAsia"/>
               </w:rPr>
               <w:t>sequoiadb</w:t>
             </w:r>
-            <w:proofErr w:type="spellEnd"/>
             <w:r>
               <w:rPr>
                 <w:rFonts w:hint="eastAsia"/>
@@ -5101,28 +5015,24 @@
               </w:rPr>
               <w:t>已列出</w:t>
             </w:r>
-            <w:proofErr w:type="spellStart"/>
             <w:r>
               <w:rPr>
                 <w:rFonts w:hint="eastAsia"/>
               </w:rPr>
               <w:t>sequoiadb</w:t>
             </w:r>
-            <w:proofErr w:type="spellEnd"/>
             <w:r>
               <w:rPr>
                 <w:rFonts w:hint="eastAsia"/>
               </w:rPr>
               <w:t>的功能，需补充</w:t>
             </w:r>
-            <w:proofErr w:type="spellStart"/>
             <w:r>
               <w:rPr>
                 <w:rFonts w:hint="eastAsia"/>
               </w:rPr>
               <w:t>mongodb</w:t>
             </w:r>
-            <w:proofErr w:type="spellEnd"/>
             <w:r>
               <w:rPr>
                 <w:rFonts w:hint="eastAsia"/>
@@ -5448,7 +5358,6 @@
               </w:tabs>
               <w:jc w:val="left"/>
               <w:rPr>
-                <w:rFonts w:hint="eastAsia"/>
                 <w:color w:val="D8D8D8"/>
               </w:rPr>
             </w:pPr>
@@ -5491,7 +5400,6 @@
             <w:pPr>
               <w:jc w:val="left"/>
               <w:rPr>
-                <w:rFonts w:hint="eastAsia"/>
                 <w:color w:val="D8D8D8"/>
               </w:rPr>
             </w:pPr>
@@ -5525,7 +5433,6 @@
               </w:tabs>
               <w:jc w:val="left"/>
               <w:rPr>
-                <w:rFonts w:hint="eastAsia"/>
                 <w:color w:val="D8D8D8"/>
               </w:rPr>
             </w:pPr>
@@ -5568,7 +5475,6 @@
             <w:pPr>
               <w:jc w:val="left"/>
               <w:rPr>
-                <w:rFonts w:hint="eastAsia"/>
                 <w:color w:val="D8D8D8"/>
               </w:rPr>
             </w:pPr>
@@ -5602,7 +5508,6 @@
               </w:tabs>
               <w:jc w:val="left"/>
               <w:rPr>
-                <w:rFonts w:hint="eastAsia"/>
                 <w:color w:val="D8D8D8"/>
               </w:rPr>
             </w:pPr>
@@ -5645,7 +5550,6 @@
             <w:pPr>
               <w:jc w:val="left"/>
               <w:rPr>
-                <w:rFonts w:hint="eastAsia"/>
                 <w:color w:val="D8D8D8"/>
               </w:rPr>
             </w:pPr>
@@ -5679,7 +5583,6 @@
               </w:tabs>
               <w:jc w:val="left"/>
               <w:rPr>
-                <w:rFonts w:hint="eastAsia"/>
                 <w:color w:val="D8D8D8"/>
               </w:rPr>
             </w:pPr>
@@ -5722,7 +5625,6 @@
             <w:pPr>
               <w:jc w:val="left"/>
               <w:rPr>
-                <w:rFonts w:hint="eastAsia"/>
                 <w:color w:val="D8D8D8"/>
               </w:rPr>
             </w:pPr>
@@ -5756,7 +5658,6 @@
               </w:tabs>
               <w:jc w:val="left"/>
               <w:rPr>
-                <w:rFonts w:hint="eastAsia"/>
                 <w:color w:val="D8D8D8"/>
               </w:rPr>
             </w:pPr>
@@ -5799,7 +5700,6 @@
             <w:pPr>
               <w:jc w:val="left"/>
               <w:rPr>
-                <w:rFonts w:hint="eastAsia"/>
                 <w:color w:val="D8D8D8"/>
               </w:rPr>
             </w:pPr>
@@ -5822,7 +5722,6 @@
                 <w:color w:val="D9D9D9" w:themeColor="background1" w:themeShade="D9"/>
               </w:rPr>
             </w:pPr>
-            <w:proofErr w:type="spellStart"/>
             <w:r>
               <w:rPr>
                 <w:rFonts w:hint="eastAsia"/>
@@ -5830,7 +5729,6 @@
               </w:rPr>
               <w:t>mthMatch</w:t>
             </w:r>
-            <w:proofErr w:type="spellEnd"/>
             <w:r>
               <w:rPr>
                 <w:rFonts w:hint="eastAsia"/>
@@ -6076,21 +5974,12 @@
                 <w:color w:val="D9D9D9" w:themeColor="background1" w:themeShade="D9"/>
               </w:rPr>
             </w:pPr>
-            <w:proofErr w:type="spellStart"/>
             <w:r>
               <w:rPr>
                 <w:rFonts w:hint="eastAsia"/>
                 <w:color w:val="D9D9D9" w:themeColor="background1" w:themeShade="D9"/>
               </w:rPr>
-              <w:t>SequoiaSQL</w:t>
-            </w:r>
-            <w:proofErr w:type="spellEnd"/>
-            <w:r>
-              <w:rPr>
-                <w:rFonts w:hint="eastAsia"/>
-                <w:color w:val="D9D9D9" w:themeColor="background1" w:themeShade="D9"/>
-              </w:rPr>
-              <w:t xml:space="preserve"> PXF</w:t>
+              <w:t>SequoiaSQL PXF</w:t>
             </w:r>
             <w:r>
               <w:rPr>
@@ -6503,21 +6392,12 @@
               </w:rPr>
               <w:t>虚拟机</w:t>
             </w:r>
-            <w:proofErr w:type="spellStart"/>
-            <w:r>
-              <w:rPr>
-                <w:rFonts w:hint="eastAsia"/>
-                <w:color w:val="D8D8D8"/>
-              </w:rPr>
-              <w:t>sdb</w:t>
-            </w:r>
-            <w:proofErr w:type="spellEnd"/>
-            <w:r>
-              <w:rPr>
-                <w:rFonts w:hint="eastAsia"/>
-                <w:color w:val="D8D8D8"/>
-              </w:rPr>
-              <w:t xml:space="preserve"> shell</w:t>
+            <w:r>
+              <w:rPr>
+                <w:rFonts w:hint="eastAsia"/>
+                <w:color w:val="D8D8D8"/>
+              </w:rPr>
+              <w:t>sdb shell</w:t>
             </w:r>
             <w:r>
               <w:rPr>
@@ -7285,7 +7165,6 @@
               </w:rPr>
               <w:t>上驱动测试通过。</w:t>
             </w:r>
-            <w:proofErr w:type="spellStart"/>
             <w:r>
               <w:rPr>
                 <w:rFonts w:hint="eastAsia"/>
@@ -7293,7 +7172,6 @@
               </w:rPr>
               <w:t>ppc</w:t>
             </w:r>
-            <w:proofErr w:type="spellEnd"/>
             <w:r>
               <w:rPr>
                 <w:rFonts w:hint="eastAsia"/>
@@ -7323,20 +7201,26 @@
                 <w:color w:val="BCBCBC"/>
               </w:rPr>
             </w:pPr>
-            <w:proofErr w:type="spellStart"/>
             <w:r>
               <w:rPr>
                 <w:color w:val="BCBCBC"/>
               </w:rPr>
               <w:t>Powerpc</w:t>
             </w:r>
-            <w:proofErr w:type="spellEnd"/>
             <w:r>
               <w:rPr>
                 <w:rFonts w:hint="eastAsia"/>
                 <w:color w:val="BCBCBC"/>
               </w:rPr>
-              <w:t>上修改引起问题，待处理</w:t>
+              <w:t>上修改引</w:t>
+            </w:r>
+            <w:r>
+              <w:rPr>
+                <w:rFonts w:hint="eastAsia"/>
+                <w:color w:val="BCBCBC"/>
+              </w:rPr>
+              <w:lastRenderedPageBreak/>
+              <w:t>起问题，待处理</w:t>
             </w:r>
           </w:p>
         </w:tc>
@@ -8307,7 +8191,6 @@
               </w:rPr>
               <w:t>内置</w:t>
             </w:r>
-            <w:proofErr w:type="spellStart"/>
             <w:r>
               <w:rPr>
                 <w:rFonts w:hint="eastAsia"/>
@@ -8315,7 +8198,6 @@
               </w:rPr>
               <w:t>sql</w:t>
             </w:r>
-            <w:proofErr w:type="spellEnd"/>
             <w:r>
               <w:rPr>
                 <w:rFonts w:hint="eastAsia"/>
@@ -8509,7 +8391,6 @@
                 <w:color w:val="7F7F7F"/>
               </w:rPr>
             </w:pPr>
-            <w:proofErr w:type="spellStart"/>
             <w:r>
               <w:rPr>
                 <w:color w:val="7F7F7F"/>
@@ -8521,15 +8402,7 @@
                 <w:rFonts w:hint="eastAsia"/>
                 <w:color w:val="7F7F7F"/>
               </w:rPr>
-              <w:t>entaho</w:t>
-            </w:r>
-            <w:proofErr w:type="spellEnd"/>
-            <w:r>
-              <w:rPr>
-                <w:rFonts w:hint="eastAsia"/>
-                <w:color w:val="7F7F7F"/>
-              </w:rPr>
-              <w:t xml:space="preserve"> </w:t>
+              <w:t xml:space="preserve">entaho </w:t>
             </w:r>
             <w:r>
               <w:rPr>
@@ -8664,7 +8537,6 @@
               </w:rPr>
               <w:t>）数据导入到</w:t>
             </w:r>
-            <w:proofErr w:type="spellStart"/>
             <w:r>
               <w:rPr>
                 <w:rFonts w:hint="eastAsia"/>
@@ -8672,7 +8544,6 @@
               </w:rPr>
               <w:t>sdb</w:t>
             </w:r>
-            <w:proofErr w:type="spellEnd"/>
             <w:r>
               <w:rPr>
                 <w:rFonts w:hint="eastAsia"/>
@@ -9228,7 +9099,6 @@
               </w:rPr>
               <w:t>生成</w:t>
             </w:r>
-            <w:proofErr w:type="spellStart"/>
             <w:r>
               <w:rPr>
                 <w:rFonts w:hint="eastAsia"/>
@@ -9236,7 +9106,6 @@
               </w:rPr>
               <w:t>webhelp</w:t>
             </w:r>
-            <w:proofErr w:type="spellEnd"/>
           </w:p>
         </w:tc>
         <w:tc>
@@ -9407,7 +9276,15 @@
                 <w:rFonts w:hint="eastAsia"/>
                 <w:color w:val="D8D8D8"/>
               </w:rPr>
-              <w:t>提供数据操作接口，增加一个鉴权</w:t>
+              <w:t>提供数据操作接口，增</w:t>
+            </w:r>
+            <w:r>
+              <w:rPr>
+                <w:rFonts w:hint="eastAsia"/>
+                <w:color w:val="D8D8D8"/>
+              </w:rPr>
+              <w:lastRenderedPageBreak/>
+              <w:t>加一个鉴权</w:t>
             </w:r>
           </w:p>
         </w:tc>
@@ -9431,6 +9308,7 @@
                 <w:rFonts w:hint="eastAsia"/>
                 <w:color w:val="D8D8D8"/>
               </w:rPr>
+              <w:lastRenderedPageBreak/>
               <w:t>林友滨</w:t>
             </w:r>
           </w:p>
@@ -10002,7 +9880,6 @@
                 <w:color w:val="DDD9C3"/>
               </w:rPr>
             </w:pPr>
-            <w:proofErr w:type="spellStart"/>
             <w:r>
               <w:rPr>
                 <w:color w:val="DDD9C3"/>
@@ -10016,7 +9893,6 @@
               </w:rPr>
               <w:t>ortonworks</w:t>
             </w:r>
-            <w:proofErr w:type="spellEnd"/>
             <w:r>
               <w:rPr>
                 <w:rFonts w:hint="eastAsia"/>
@@ -10301,7 +10177,6 @@
                 <w:color w:val="DDD9C3"/>
               </w:rPr>
             </w:pPr>
-            <w:proofErr w:type="spellStart"/>
             <w:r>
               <w:rPr>
                 <w:color w:val="DDD9C3"/>
@@ -10315,7 +10190,6 @@
               </w:rPr>
               <w:t>son</w:t>
             </w:r>
-            <w:proofErr w:type="spellEnd"/>
             <w:r>
               <w:rPr>
                 <w:rFonts w:hint="eastAsia"/>
@@ -10622,21 +10496,12 @@
                 <w:color w:val="DDD9C3"/>
               </w:rPr>
             </w:pPr>
-            <w:proofErr w:type="spellStart"/>
-            <w:r>
-              <w:rPr>
-                <w:rFonts w:hint="eastAsia"/>
-                <w:color w:val="DDD9C3"/>
-              </w:rPr>
-              <w:t>dpsDump</w:t>
-            </w:r>
-            <w:proofErr w:type="spellEnd"/>
-            <w:r>
-              <w:rPr>
-                <w:rFonts w:hint="eastAsia"/>
-                <w:color w:val="DDD9C3"/>
-              </w:rPr>
-              <w:t xml:space="preserve"> </w:t>
+            <w:r>
+              <w:rPr>
+                <w:rFonts w:hint="eastAsia"/>
+                <w:color w:val="DDD9C3"/>
+              </w:rPr>
+              <w:t xml:space="preserve">dpsDump </w:t>
             </w:r>
             <w:r>
               <w:rPr>
@@ -12009,7 +11874,6 @@
                 <w:color w:val="DDD9C3" w:themeColor="background2" w:themeShade="E6"/>
               </w:rPr>
             </w:pPr>
-            <w:proofErr w:type="spellStart"/>
             <w:r>
               <w:rPr>
                 <w:color w:val="DDD9C3" w:themeColor="background2" w:themeShade="E6"/>
@@ -12023,7 +11887,6 @@
               </w:rPr>
               <w:t>mbari</w:t>
             </w:r>
-            <w:proofErr w:type="spellEnd"/>
             <w:r>
               <w:rPr>
                 <w:rFonts w:hint="eastAsia"/>
@@ -12031,7 +11894,6 @@
               </w:rPr>
               <w:t>编译安装集成</w:t>
             </w:r>
-            <w:proofErr w:type="spellStart"/>
             <w:r>
               <w:rPr>
                 <w:rFonts w:hint="eastAsia"/>
@@ -12039,7 +11901,6 @@
               </w:rPr>
               <w:t>SequoiaSQL</w:t>
             </w:r>
-            <w:proofErr w:type="spellEnd"/>
           </w:p>
         </w:tc>
         <w:tc>

--- a/internal_doc/00.项目管理/01.会议纪要/例会纪要_20160225.docx
+++ b/internal_doc/00.项目管理/01.会议纪要/例会纪要_20160225.docx
@@ -102,12 +102,14 @@
             <w:pPr>
               <w:jc w:val="left"/>
             </w:pPr>
+            <w:proofErr w:type="spellStart"/>
             <w:r>
               <w:rPr>
                 <w:rFonts w:hint="eastAsia"/>
               </w:rPr>
               <w:t>SequoiaDB</w:t>
             </w:r>
+            <w:proofErr w:type="spellEnd"/>
             <w:r>
               <w:rPr>
                 <w:rFonts w:hint="eastAsia"/>
@@ -156,7 +158,13 @@
               <w:rPr>
                 <w:rFonts w:hint="eastAsia"/>
               </w:rPr>
-              <w:t>、林友彬、李伟超</w:t>
+              <w:t>、林友滨</w:t>
+            </w:r>
+            <w:r>
+              <w:rPr>
+                <w:rFonts w:hint="eastAsia"/>
+              </w:rPr>
+              <w:t>、李伟超</w:t>
             </w:r>
           </w:p>
         </w:tc>
@@ -264,8 +272,16 @@
         <w:rPr>
           <w:rFonts w:hint="eastAsia"/>
         </w:rPr>
-        <w:t>Power junit</w:t>
+        <w:t xml:space="preserve">Power </w:t>
       </w:r>
+      <w:proofErr w:type="spellStart"/>
+      <w:r>
+        <w:rPr>
+          <w:rFonts w:hint="eastAsia"/>
+        </w:rPr>
+        <w:t>junit</w:t>
+      </w:r>
+      <w:proofErr w:type="spellEnd"/>
       <w:r>
         <w:rPr>
           <w:rFonts w:hint="eastAsia"/>
@@ -298,9 +314,11 @@
         </w:rPr>
         <w:t>上的</w:t>
       </w:r>
+      <w:proofErr w:type="spellStart"/>
       <w:r>
         <w:t>rocksDB</w:t>
       </w:r>
+      <w:proofErr w:type="spellEnd"/>
       <w:r>
         <w:rPr>
           <w:rFonts w:hint="eastAsia"/>
@@ -1078,12 +1096,14 @@
               </w:tabs>
               <w:jc w:val="left"/>
             </w:pPr>
+            <w:proofErr w:type="spellStart"/>
             <w:r>
               <w:rPr>
                 <w:rFonts w:hint="eastAsia"/>
               </w:rPr>
               <w:t>php</w:t>
             </w:r>
+            <w:proofErr w:type="spellEnd"/>
             <w:r>
               <w:rPr>
                 <w:rFonts w:hint="eastAsia"/>
@@ -1163,12 +1183,14 @@
               </w:rPr>
               <w:t>更新</w:t>
             </w:r>
+            <w:proofErr w:type="spellStart"/>
             <w:r>
               <w:rPr>
                 <w:rFonts w:hint="eastAsia"/>
               </w:rPr>
               <w:t>php</w:t>
             </w:r>
+            <w:proofErr w:type="spellEnd"/>
             <w:r>
               <w:rPr>
                 <w:rFonts w:hint="eastAsia"/>
@@ -1334,12 +1356,14 @@
               </w:tabs>
               <w:jc w:val="left"/>
             </w:pPr>
+            <w:proofErr w:type="spellStart"/>
             <w:r>
               <w:rPr>
                 <w:rFonts w:hint="eastAsia"/>
               </w:rPr>
               <w:t>SequoiaSQL</w:t>
             </w:r>
+            <w:proofErr w:type="spellEnd"/>
             <w:r>
               <w:rPr>
                 <w:rFonts w:hint="eastAsia"/>
@@ -2043,12 +2067,14 @@
               </w:rPr>
               <w:t>版本执行</w:t>
             </w:r>
+            <w:proofErr w:type="spellStart"/>
             <w:r>
               <w:rPr>
                 <w:rFonts w:hint="eastAsia"/>
               </w:rPr>
               <w:t>sqlcoredump</w:t>
             </w:r>
+            <w:proofErr w:type="spellEnd"/>
           </w:p>
         </w:tc>
         <w:tc>
@@ -2635,6 +2661,7 @@
             <w:pPr>
               <w:jc w:val="left"/>
             </w:pPr>
+            <w:proofErr w:type="spellStart"/>
             <w:r>
               <w:t>Y</w:t>
             </w:r>
@@ -2644,6 +2671,7 @@
               </w:rPr>
               <w:t>csb</w:t>
             </w:r>
+            <w:proofErr w:type="spellEnd"/>
             <w:r>
               <w:rPr>
                 <w:rFonts w:hint="eastAsia"/>
@@ -2917,12 +2945,14 @@
               </w:rPr>
               <w:t>优化</w:t>
             </w:r>
+            <w:proofErr w:type="spellStart"/>
             <w:r>
               <w:rPr>
                 <w:rFonts w:hint="eastAsia"/>
               </w:rPr>
               <w:t>ci</w:t>
             </w:r>
+            <w:proofErr w:type="spellEnd"/>
             <w:r>
               <w:rPr>
                 <w:rFonts w:hint="eastAsia"/>
@@ -3207,6 +3237,7 @@
             <w:pPr>
               <w:jc w:val="left"/>
             </w:pPr>
+            <w:proofErr w:type="spellStart"/>
             <w:r>
               <w:t>S</w:t>
             </w:r>
@@ -3216,6 +3247,7 @@
               </w:rPr>
               <w:t>troy</w:t>
             </w:r>
+            <w:proofErr w:type="spellEnd"/>
             <w:r>
               <w:rPr>
                 <w:rFonts w:hint="eastAsia"/>
@@ -3262,12 +3294,14 @@
               </w:rPr>
               <w:t>永宏</w:t>
             </w:r>
+            <w:proofErr w:type="spellStart"/>
             <w:r>
               <w:rPr>
                 <w:rFonts w:hint="eastAsia"/>
               </w:rPr>
               <w:t>yhbI</w:t>
             </w:r>
+            <w:proofErr w:type="spellEnd"/>
             <w:r>
               <w:rPr>
                 <w:rFonts w:hint="eastAsia"/>
@@ -3286,12 +3320,14 @@
               </w:rPr>
               <w:t>与</w:t>
             </w:r>
+            <w:proofErr w:type="spellStart"/>
             <w:r>
               <w:rPr>
                 <w:rFonts w:hint="eastAsia"/>
               </w:rPr>
               <w:t>Sdb</w:t>
             </w:r>
+            <w:proofErr w:type="spellEnd"/>
             <w:r>
               <w:rPr>
                 <w:rFonts w:hint="eastAsia"/>
@@ -3799,12 +3835,14 @@
               </w:rPr>
               <w:t>两组的</w:t>
             </w:r>
+            <w:proofErr w:type="spellStart"/>
             <w:r>
               <w:rPr>
                 <w:rFonts w:hint="eastAsia"/>
               </w:rPr>
               <w:t>groupName</w:t>
             </w:r>
+            <w:proofErr w:type="spellEnd"/>
             <w:r>
               <w:rPr>
                 <w:rFonts w:hint="eastAsia"/>
@@ -4710,24 +4748,28 @@
               <w:lastRenderedPageBreak/>
               <w:t>与</w:t>
             </w:r>
+            <w:proofErr w:type="spellStart"/>
             <w:r>
               <w:rPr>
                 <w:rFonts w:hint="eastAsia"/>
               </w:rPr>
               <w:t>MongoDB</w:t>
             </w:r>
+            <w:proofErr w:type="spellEnd"/>
             <w:r>
               <w:rPr>
                 <w:rFonts w:hint="eastAsia"/>
               </w:rPr>
               <w:t>的</w:t>
             </w:r>
+            <w:proofErr w:type="spellStart"/>
             <w:r>
               <w:rPr>
                 <w:rFonts w:hint="eastAsia"/>
               </w:rPr>
               <w:t>bson</w:t>
             </w:r>
+            <w:proofErr w:type="spellEnd"/>
             <w:r>
               <w:rPr>
                 <w:rFonts w:hint="eastAsia"/>
@@ -4745,24 +4787,28 @@
               </w:rPr>
               <w:t>移值到</w:t>
             </w:r>
+            <w:proofErr w:type="spellStart"/>
             <w:r>
               <w:rPr>
                 <w:rFonts w:hint="eastAsia"/>
               </w:rPr>
               <w:t>mongodb</w:t>
             </w:r>
+            <w:proofErr w:type="spellEnd"/>
             <w:r>
               <w:rPr>
                 <w:rFonts w:hint="eastAsia"/>
               </w:rPr>
               <w:t>新的</w:t>
             </w:r>
+            <w:proofErr w:type="spellStart"/>
             <w:r>
               <w:rPr>
                 <w:rFonts w:hint="eastAsia"/>
               </w:rPr>
               <w:t>bson</w:t>
             </w:r>
+            <w:proofErr w:type="spellEnd"/>
           </w:p>
         </w:tc>
         <w:tc>
@@ -4933,12 +4979,14 @@
               </w:rPr>
               <w:t>维护</w:t>
             </w:r>
+            <w:proofErr w:type="spellStart"/>
             <w:r>
               <w:rPr>
                 <w:rFonts w:hint="eastAsia"/>
               </w:rPr>
               <w:t>mongodb</w:t>
             </w:r>
+            <w:proofErr w:type="spellEnd"/>
             <w:r>
               <w:rPr>
                 <w:rFonts w:hint="eastAsia"/>
@@ -5027,12 +5075,14 @@
               </w:rPr>
               <w:t>的功能，需补充</w:t>
             </w:r>
+            <w:proofErr w:type="spellStart"/>
             <w:r>
               <w:rPr>
                 <w:rFonts w:hint="eastAsia"/>
               </w:rPr>
               <w:t>mongodb</w:t>
             </w:r>
+            <w:proofErr w:type="spellEnd"/>
             <w:r>
               <w:rPr>
                 <w:rFonts w:hint="eastAsia"/>
@@ -5719,20 +5769,22 @@
               </w:tabs>
               <w:jc w:val="left"/>
               <w:rPr>
-                <w:color w:val="D9D9D9" w:themeColor="background1" w:themeShade="D9"/>
-              </w:rPr>
-            </w:pPr>
-            <w:r>
-              <w:rPr>
-                <w:rFonts w:hint="eastAsia"/>
-                <w:color w:val="D9D9D9" w:themeColor="background1" w:themeShade="D9"/>
+                <w:color w:val="95DD9F" w:themeColor="background1" w:themeShade="D9"/>
+              </w:rPr>
+            </w:pPr>
+            <w:proofErr w:type="spellStart"/>
+            <w:r>
+              <w:rPr>
+                <w:rFonts w:hint="eastAsia"/>
+                <w:color w:val="95DD9F" w:themeColor="background1" w:themeShade="D9"/>
               </w:rPr>
               <w:t>mthMatch</w:t>
             </w:r>
-            <w:r>
-              <w:rPr>
-                <w:rFonts w:hint="eastAsia"/>
-                <w:color w:val="D9D9D9" w:themeColor="background1" w:themeShade="D9"/>
+            <w:proofErr w:type="spellEnd"/>
+            <w:r>
+              <w:rPr>
+                <w:rFonts w:hint="eastAsia"/>
+                <w:color w:val="95DD9F" w:themeColor="background1" w:themeShade="D9"/>
               </w:rPr>
               <w:t>问题修改和结构优化</w:t>
             </w:r>
@@ -5750,13 +5802,13 @@
               </w:tabs>
               <w:jc w:val="left"/>
               <w:rPr>
-                <w:color w:val="D9D9D9" w:themeColor="background1" w:themeShade="D9"/>
-              </w:rPr>
-            </w:pPr>
-            <w:r>
-              <w:rPr>
-                <w:rFonts w:hint="eastAsia"/>
-                <w:color w:val="D9D9D9" w:themeColor="background1" w:themeShade="D9"/>
+                <w:color w:val="95DD9F" w:themeColor="background1" w:themeShade="D9"/>
+              </w:rPr>
+            </w:pPr>
+            <w:r>
+              <w:rPr>
+                <w:rFonts w:hint="eastAsia"/>
+                <w:color w:val="95DD9F" w:themeColor="background1" w:themeShade="D9"/>
               </w:rPr>
               <w:t>许建辉</w:t>
             </w:r>
@@ -5774,12 +5826,12 @@
               </w:tabs>
               <w:jc w:val="left"/>
               <w:rPr>
-                <w:color w:val="D9D9D9" w:themeColor="background1" w:themeShade="D9"/>
-              </w:rPr>
-            </w:pPr>
-            <w:r>
-              <w:rPr>
-                <w:color w:val="D9D9D9" w:themeColor="background1" w:themeShade="D9"/>
+                <w:color w:val="95DD9F" w:themeColor="background1" w:themeShade="D9"/>
+              </w:rPr>
+            </w:pPr>
+            <w:r>
+              <w:rPr>
+                <w:color w:val="95DD9F" w:themeColor="background1" w:themeShade="D9"/>
               </w:rPr>
               <w:t>10/19/15</w:t>
             </w:r>
@@ -5794,7 +5846,7 @@
             <w:pPr>
               <w:jc w:val="left"/>
               <w:rPr>
-                <w:color w:val="D9D9D9" w:themeColor="background1" w:themeShade="D9"/>
+                <w:color w:val="95DD9F" w:themeColor="background1" w:themeShade="D9"/>
               </w:rPr>
             </w:pPr>
           </w:p>
@@ -5808,13 +5860,13 @@
             <w:pPr>
               <w:jc w:val="left"/>
               <w:rPr>
-                <w:color w:val="D9D9D9" w:themeColor="background1" w:themeShade="D9"/>
-              </w:rPr>
-            </w:pPr>
-            <w:r>
-              <w:rPr>
-                <w:rFonts w:hint="eastAsia"/>
-                <w:color w:val="D9D9D9" w:themeColor="background1" w:themeShade="D9"/>
+                <w:color w:val="95DD9F" w:themeColor="background1" w:themeShade="D9"/>
+              </w:rPr>
+            </w:pPr>
+            <w:r>
+              <w:rPr>
+                <w:rFonts w:hint="eastAsia"/>
+                <w:color w:val="95DD9F" w:themeColor="background1" w:themeShade="D9"/>
               </w:rPr>
               <w:t>完成</w:t>
             </w:r>
@@ -5834,41 +5886,41 @@
               </w:tabs>
               <w:jc w:val="left"/>
               <w:rPr>
-                <w:color w:val="D9D9D9" w:themeColor="background1" w:themeShade="D9"/>
-              </w:rPr>
-            </w:pPr>
-            <w:r>
-              <w:rPr>
-                <w:rFonts w:hint="eastAsia"/>
-                <w:color w:val="D9D9D9" w:themeColor="background1" w:themeShade="D9"/>
+                <w:color w:val="95DD9F" w:themeColor="background1" w:themeShade="D9"/>
+              </w:rPr>
+            </w:pPr>
+            <w:r>
+              <w:rPr>
+                <w:rFonts w:hint="eastAsia"/>
+                <w:color w:val="95DD9F" w:themeColor="background1" w:themeShade="D9"/>
               </w:rPr>
               <w:t>辽宁铁岭银行多数据中心</w:t>
             </w:r>
             <w:r>
               <w:rPr>
                 <w:rFonts w:hint="eastAsia"/>
-                <w:color w:val="D9D9D9" w:themeColor="background1" w:themeShade="D9"/>
+                <w:color w:val="95DD9F" w:themeColor="background1" w:themeShade="D9"/>
               </w:rPr>
               <w:t xml:space="preserve"> &amp; </w:t>
             </w:r>
             <w:r>
               <w:rPr>
                 <w:rFonts w:hint="eastAsia"/>
-                <w:color w:val="D9D9D9" w:themeColor="background1" w:themeShade="D9"/>
+                <w:color w:val="95DD9F" w:themeColor="background1" w:themeShade="D9"/>
               </w:rPr>
               <w:t>中证登</w:t>
             </w:r>
             <w:r>
               <w:rPr>
                 <w:rFonts w:hint="eastAsia"/>
-                <w:color w:val="D9D9D9" w:themeColor="background1" w:themeShade="D9"/>
+                <w:color w:val="95DD9F" w:themeColor="background1" w:themeShade="D9"/>
               </w:rPr>
               <w:t xml:space="preserve"> POC</w:t>
             </w:r>
             <w:r>
               <w:rPr>
                 <w:rFonts w:hint="eastAsia"/>
-                <w:color w:val="D9D9D9" w:themeColor="background1" w:themeShade="D9"/>
+                <w:color w:val="95DD9F" w:themeColor="background1" w:themeShade="D9"/>
               </w:rPr>
               <w:t>测试</w:t>
             </w:r>
@@ -5886,13 +5938,13 @@
               </w:tabs>
               <w:jc w:val="left"/>
               <w:rPr>
-                <w:color w:val="D9D9D9" w:themeColor="background1" w:themeShade="D9"/>
-              </w:rPr>
-            </w:pPr>
-            <w:r>
-              <w:rPr>
-                <w:rFonts w:hint="eastAsia"/>
-                <w:color w:val="D9D9D9" w:themeColor="background1" w:themeShade="D9"/>
+                <w:color w:val="95DD9F" w:themeColor="background1" w:themeShade="D9"/>
+              </w:rPr>
+            </w:pPr>
+            <w:r>
+              <w:rPr>
+                <w:rFonts w:hint="eastAsia"/>
+                <w:color w:val="95DD9F" w:themeColor="background1" w:themeShade="D9"/>
               </w:rPr>
               <w:t>许建辉</w:t>
             </w:r>
@@ -5910,13 +5962,13 @@
               </w:tabs>
               <w:jc w:val="left"/>
               <w:rPr>
-                <w:color w:val="D9D9D9" w:themeColor="background1" w:themeShade="D9"/>
-              </w:rPr>
-            </w:pPr>
-            <w:r>
-              <w:rPr>
-                <w:rFonts w:hint="eastAsia"/>
-                <w:color w:val="D9D9D9" w:themeColor="background1" w:themeShade="D9"/>
+                <w:color w:val="95DD9F" w:themeColor="background1" w:themeShade="D9"/>
+              </w:rPr>
+            </w:pPr>
+            <w:r>
+              <w:rPr>
+                <w:rFonts w:hint="eastAsia"/>
+                <w:color w:val="95DD9F" w:themeColor="background1" w:themeShade="D9"/>
               </w:rPr>
               <w:t>01/25</w:t>
             </w:r>
@@ -5931,7 +5983,7 @@
             <w:pPr>
               <w:jc w:val="left"/>
               <w:rPr>
-                <w:color w:val="D9D9D9" w:themeColor="background1" w:themeShade="D9"/>
+                <w:color w:val="95DD9F" w:themeColor="background1" w:themeShade="D9"/>
               </w:rPr>
             </w:pPr>
           </w:p>
@@ -5945,13 +5997,13 @@
             <w:pPr>
               <w:jc w:val="left"/>
               <w:rPr>
-                <w:color w:val="D9D9D9" w:themeColor="background1" w:themeShade="D9"/>
-              </w:rPr>
-            </w:pPr>
-            <w:r>
-              <w:rPr>
-                <w:rFonts w:hint="eastAsia"/>
-                <w:color w:val="D9D9D9" w:themeColor="background1" w:themeShade="D9"/>
+                <w:color w:val="95DD9F" w:themeColor="background1" w:themeShade="D9"/>
+              </w:rPr>
+            </w:pPr>
+            <w:r>
+              <w:rPr>
+                <w:rFonts w:hint="eastAsia"/>
+                <w:color w:val="95DD9F" w:themeColor="background1" w:themeShade="D9"/>
               </w:rPr>
               <w:t>完成</w:t>
             </w:r>
@@ -5971,34 +6023,43 @@
               </w:tabs>
               <w:jc w:val="left"/>
               <w:rPr>
-                <w:color w:val="D9D9D9" w:themeColor="background1" w:themeShade="D9"/>
-              </w:rPr>
-            </w:pPr>
-            <w:r>
-              <w:rPr>
-                <w:rFonts w:hint="eastAsia"/>
-                <w:color w:val="D9D9D9" w:themeColor="background1" w:themeShade="D9"/>
-              </w:rPr>
-              <w:t>SequoiaSQL PXF</w:t>
-            </w:r>
-            <w:r>
-              <w:rPr>
-                <w:rFonts w:hint="eastAsia"/>
-                <w:color w:val="D9D9D9" w:themeColor="background1" w:themeShade="D9"/>
+                <w:color w:val="95DD9F" w:themeColor="background1" w:themeShade="D9"/>
+              </w:rPr>
+            </w:pPr>
+            <w:proofErr w:type="spellStart"/>
+            <w:r>
+              <w:rPr>
+                <w:rFonts w:hint="eastAsia"/>
+                <w:color w:val="95DD9F" w:themeColor="background1" w:themeShade="D9"/>
+              </w:rPr>
+              <w:t>SequoiaSQL</w:t>
+            </w:r>
+            <w:proofErr w:type="spellEnd"/>
+            <w:r>
+              <w:rPr>
+                <w:rFonts w:hint="eastAsia"/>
+                <w:color w:val="95DD9F" w:themeColor="background1" w:themeShade="D9"/>
+              </w:rPr>
+              <w:t xml:space="preserve"> PXF</w:t>
+            </w:r>
+            <w:r>
+              <w:rPr>
+                <w:rFonts w:hint="eastAsia"/>
+                <w:color w:val="95DD9F" w:themeColor="background1" w:themeShade="D9"/>
               </w:rPr>
               <w:t>与</w:t>
             </w:r>
             <w:r>
               <w:rPr>
                 <w:rFonts w:hint="eastAsia"/>
-                <w:color w:val="D9D9D9" w:themeColor="background1" w:themeShade="D9"/>
+                <w:color w:val="95DD9F" w:themeColor="background1" w:themeShade="D9"/>
               </w:rPr>
               <w:t>SDB</w:t>
             </w:r>
             <w:r>
               <w:rPr>
                 <w:rFonts w:hint="eastAsia"/>
-                <w:color w:val="D9D9D9" w:themeColor="background1" w:themeShade="D9"/>
+                <w:color w:val="95DD9F" w:themeColor="background1" w:themeShade="D9"/>
               </w:rPr>
               <w:t>的对接和编译打包</w:t>
             </w:r>
@@ -6016,13 +6077,13 @@
               </w:tabs>
               <w:jc w:val="left"/>
               <w:rPr>
-                <w:color w:val="D9D9D9" w:themeColor="background1" w:themeShade="D9"/>
-              </w:rPr>
-            </w:pPr>
-            <w:r>
-              <w:rPr>
-                <w:rFonts w:hint="eastAsia"/>
-                <w:color w:val="D9D9D9" w:themeColor="background1" w:themeShade="D9"/>
+                <w:color w:val="95DD9F" w:themeColor="background1" w:themeShade="D9"/>
+              </w:rPr>
+            </w:pPr>
+            <w:r>
+              <w:rPr>
+                <w:rFonts w:hint="eastAsia"/>
+                <w:color w:val="95DD9F" w:themeColor="background1" w:themeShade="D9"/>
               </w:rPr>
               <w:t>李伟超</w:t>
             </w:r>
@@ -6040,13 +6101,13 @@
               </w:tabs>
               <w:jc w:val="left"/>
               <w:rPr>
-                <w:color w:val="D9D9D9" w:themeColor="background1" w:themeShade="D9"/>
-              </w:rPr>
-            </w:pPr>
-            <w:r>
-              <w:rPr>
-                <w:rFonts w:hint="eastAsia"/>
-                <w:color w:val="D9D9D9" w:themeColor="background1" w:themeShade="D9"/>
+                <w:color w:val="95DD9F" w:themeColor="background1" w:themeShade="D9"/>
+              </w:rPr>
+            </w:pPr>
+            <w:r>
+              <w:rPr>
+                <w:rFonts w:hint="eastAsia"/>
+                <w:color w:val="95DD9F" w:themeColor="background1" w:themeShade="D9"/>
               </w:rPr>
               <w:t>01/25</w:t>
             </w:r>
@@ -6061,7 +6122,7 @@
             <w:pPr>
               <w:jc w:val="left"/>
               <w:rPr>
-                <w:color w:val="D9D9D9" w:themeColor="background1" w:themeShade="D9"/>
+                <w:color w:val="95DD9F" w:themeColor="background1" w:themeShade="D9"/>
               </w:rPr>
             </w:pPr>
           </w:p>
@@ -6075,13 +6136,13 @@
             <w:pPr>
               <w:jc w:val="left"/>
               <w:rPr>
-                <w:color w:val="D9D9D9" w:themeColor="background1" w:themeShade="D9"/>
-              </w:rPr>
-            </w:pPr>
-            <w:r>
-              <w:rPr>
-                <w:rFonts w:hint="eastAsia"/>
-                <w:color w:val="D9D9D9" w:themeColor="background1" w:themeShade="D9"/>
+                <w:color w:val="95DD9F" w:themeColor="background1" w:themeShade="D9"/>
+              </w:rPr>
+            </w:pPr>
+            <w:r>
+              <w:rPr>
+                <w:rFonts w:hint="eastAsia"/>
+                <w:color w:val="95DD9F" w:themeColor="background1" w:themeShade="D9"/>
               </w:rPr>
               <w:t>完成</w:t>
             </w:r>
@@ -6101,13 +6162,13 @@
               </w:tabs>
               <w:jc w:val="left"/>
               <w:rPr>
-                <w:color w:val="D9D9D9" w:themeColor="background1" w:themeShade="D9"/>
-              </w:rPr>
-            </w:pPr>
-            <w:r>
-              <w:rPr>
-                <w:rFonts w:hint="eastAsia"/>
-                <w:color w:val="D9D9D9" w:themeColor="background1" w:themeShade="D9"/>
+                <w:color w:val="95DD9F" w:themeColor="background1" w:themeShade="D9"/>
+              </w:rPr>
+            </w:pPr>
+            <w:r>
+              <w:rPr>
+                <w:rFonts w:hint="eastAsia"/>
+                <w:color w:val="95DD9F" w:themeColor="background1" w:themeShade="D9"/>
               </w:rPr>
               <w:t>官网的数据报表</w:t>
             </w:r>
@@ -6125,13 +6186,13 @@
               </w:tabs>
               <w:jc w:val="left"/>
               <w:rPr>
-                <w:color w:val="D9D9D9" w:themeColor="background1" w:themeShade="D9"/>
-              </w:rPr>
-            </w:pPr>
-            <w:r>
-              <w:rPr>
-                <w:rFonts w:hint="eastAsia"/>
-                <w:color w:val="D9D9D9" w:themeColor="background1" w:themeShade="D9"/>
+                <w:color w:val="95DD9F" w:themeColor="background1" w:themeShade="D9"/>
+              </w:rPr>
+            </w:pPr>
+            <w:r>
+              <w:rPr>
+                <w:rFonts w:hint="eastAsia"/>
+                <w:color w:val="95DD9F" w:themeColor="background1" w:themeShade="D9"/>
               </w:rPr>
               <w:t>何嘉文</w:t>
             </w:r>
@@ -6149,13 +6210,13 @@
               </w:tabs>
               <w:jc w:val="left"/>
               <w:rPr>
-                <w:color w:val="D9D9D9" w:themeColor="background1" w:themeShade="D9"/>
-              </w:rPr>
-            </w:pPr>
-            <w:r>
-              <w:rPr>
-                <w:rFonts w:hint="eastAsia"/>
-                <w:color w:val="D9D9D9" w:themeColor="background1" w:themeShade="D9"/>
+                <w:color w:val="95DD9F" w:themeColor="background1" w:themeShade="D9"/>
+              </w:rPr>
+            </w:pPr>
+            <w:r>
+              <w:rPr>
+                <w:rFonts w:hint="eastAsia"/>
+                <w:color w:val="95DD9F" w:themeColor="background1" w:themeShade="D9"/>
               </w:rPr>
               <w:t>01/25</w:t>
             </w:r>
@@ -6170,7 +6231,7 @@
             <w:pPr>
               <w:jc w:val="left"/>
               <w:rPr>
-                <w:color w:val="D9D9D9" w:themeColor="background1" w:themeShade="D9"/>
+                <w:color w:val="95DD9F" w:themeColor="background1" w:themeShade="D9"/>
               </w:rPr>
             </w:pPr>
           </w:p>
@@ -6184,13 +6245,13 @@
             <w:pPr>
               <w:jc w:val="left"/>
               <w:rPr>
-                <w:color w:val="D9D9D9" w:themeColor="background1" w:themeShade="D9"/>
-              </w:rPr>
-            </w:pPr>
-            <w:r>
-              <w:rPr>
-                <w:rFonts w:hint="eastAsia"/>
-                <w:color w:val="D9D9D9" w:themeColor="background1" w:themeShade="D9"/>
+                <w:color w:val="95DD9F" w:themeColor="background1" w:themeShade="D9"/>
+              </w:rPr>
+            </w:pPr>
+            <w:r>
+              <w:rPr>
+                <w:rFonts w:hint="eastAsia"/>
+                <w:color w:val="95DD9F" w:themeColor="background1" w:themeShade="D9"/>
               </w:rPr>
               <w:t>完成</w:t>
             </w:r>
@@ -6210,20 +6271,20 @@
               </w:tabs>
               <w:jc w:val="left"/>
               <w:rPr>
-                <w:color w:val="D9D9D9" w:themeColor="background1" w:themeShade="D9"/>
-              </w:rPr>
-            </w:pPr>
-            <w:r>
-              <w:rPr>
-                <w:rFonts w:hint="eastAsia"/>
-                <w:color w:val="D9D9D9" w:themeColor="background1" w:themeShade="D9"/>
+                <w:color w:val="95DD9F" w:themeColor="background1" w:themeShade="D9"/>
+              </w:rPr>
+            </w:pPr>
+            <w:r>
+              <w:rPr>
+                <w:rFonts w:hint="eastAsia"/>
+                <w:color w:val="95DD9F" w:themeColor="background1" w:themeShade="D9"/>
               </w:rPr>
               <w:t>OM</w:t>
             </w:r>
             <w:r>
               <w:rPr>
                 <w:rFonts w:hint="eastAsia"/>
-                <w:color w:val="D9D9D9" w:themeColor="background1" w:themeShade="D9"/>
+                <w:color w:val="95DD9F" w:themeColor="background1" w:themeShade="D9"/>
               </w:rPr>
               <w:t>性能页面高保真</w:t>
             </w:r>
@@ -6235,41 +6296,41 @@
               </w:tabs>
               <w:jc w:val="left"/>
               <w:rPr>
-                <w:color w:val="D9D9D9" w:themeColor="background1" w:themeShade="D9"/>
-              </w:rPr>
-            </w:pPr>
-            <w:r>
-              <w:rPr>
-                <w:rFonts w:hint="eastAsia"/>
-                <w:color w:val="D9D9D9" w:themeColor="background1" w:themeShade="D9"/>
+                <w:color w:val="95DD9F" w:themeColor="background1" w:themeShade="D9"/>
+              </w:rPr>
+            </w:pPr>
+            <w:r>
+              <w:rPr>
+                <w:rFonts w:hint="eastAsia"/>
+                <w:color w:val="95DD9F" w:themeColor="background1" w:themeShade="D9"/>
               </w:rPr>
               <w:t>&lt;</w:t>
             </w:r>
             <w:r>
               <w:rPr>
                 <w:rFonts w:hint="eastAsia"/>
-                <w:color w:val="D9D9D9" w:themeColor="background1" w:themeShade="D9"/>
+                <w:color w:val="95DD9F" w:themeColor="background1" w:themeShade="D9"/>
               </w:rPr>
               <w:t>预览，硬盘，</w:t>
             </w:r>
             <w:r>
               <w:rPr>
                 <w:rFonts w:hint="eastAsia"/>
-                <w:color w:val="D9D9D9" w:themeColor="background1" w:themeShade="D9"/>
+                <w:color w:val="95DD9F" w:themeColor="background1" w:themeShade="D9"/>
               </w:rPr>
               <w:t>CPU</w:t>
             </w:r>
             <w:r>
               <w:rPr>
                 <w:rFonts w:hint="eastAsia"/>
-                <w:color w:val="D9D9D9" w:themeColor="background1" w:themeShade="D9"/>
+                <w:color w:val="95DD9F" w:themeColor="background1" w:themeShade="D9"/>
               </w:rPr>
               <w:t>，内存，网卡</w:t>
             </w:r>
             <w:r>
               <w:rPr>
                 <w:rFonts w:hint="eastAsia"/>
-                <w:color w:val="D9D9D9" w:themeColor="background1" w:themeShade="D9"/>
+                <w:color w:val="95DD9F" w:themeColor="background1" w:themeShade="D9"/>
               </w:rPr>
               <w:t>&gt;</w:t>
             </w:r>
@@ -6287,13 +6348,13 @@
               </w:tabs>
               <w:jc w:val="left"/>
               <w:rPr>
-                <w:color w:val="D9D9D9" w:themeColor="background1" w:themeShade="D9"/>
-              </w:rPr>
-            </w:pPr>
-            <w:r>
-              <w:rPr>
-                <w:rFonts w:hint="eastAsia"/>
-                <w:color w:val="D9D9D9" w:themeColor="background1" w:themeShade="D9"/>
+                <w:color w:val="95DD9F" w:themeColor="background1" w:themeShade="D9"/>
+              </w:rPr>
+            </w:pPr>
+            <w:r>
+              <w:rPr>
+                <w:rFonts w:hint="eastAsia"/>
+                <w:color w:val="95DD9F" w:themeColor="background1" w:themeShade="D9"/>
               </w:rPr>
               <w:t>黄伟钢</w:t>
             </w:r>
@@ -6311,13 +6372,13 @@
               </w:tabs>
               <w:jc w:val="left"/>
               <w:rPr>
-                <w:color w:val="D9D9D9" w:themeColor="background1" w:themeShade="D9"/>
-              </w:rPr>
-            </w:pPr>
-            <w:r>
-              <w:rPr>
-                <w:rFonts w:hint="eastAsia"/>
-                <w:color w:val="D9D9D9" w:themeColor="background1" w:themeShade="D9"/>
+                <w:color w:val="95DD9F" w:themeColor="background1" w:themeShade="D9"/>
+              </w:rPr>
+            </w:pPr>
+            <w:r>
+              <w:rPr>
+                <w:rFonts w:hint="eastAsia"/>
+                <w:color w:val="95DD9F" w:themeColor="background1" w:themeShade="D9"/>
               </w:rPr>
               <w:t>11/02</w:t>
             </w:r>
@@ -6332,7 +6393,7 @@
             <w:pPr>
               <w:jc w:val="left"/>
               <w:rPr>
-                <w:color w:val="D9D9D9" w:themeColor="background1" w:themeShade="D9"/>
+                <w:color w:val="95DD9F" w:themeColor="background1" w:themeShade="D9"/>
               </w:rPr>
             </w:pPr>
           </w:p>
@@ -6346,13 +6407,13 @@
             <w:pPr>
               <w:jc w:val="left"/>
               <w:rPr>
-                <w:color w:val="D9D9D9" w:themeColor="background1" w:themeShade="D9"/>
-              </w:rPr>
-            </w:pPr>
-            <w:r>
-              <w:rPr>
-                <w:rFonts w:hint="eastAsia"/>
-                <w:color w:val="D9D9D9" w:themeColor="background1" w:themeShade="D9"/>
+                <w:color w:val="95DD9F" w:themeColor="background1" w:themeShade="D9"/>
+              </w:rPr>
+            </w:pPr>
+            <w:r>
+              <w:rPr>
+                <w:rFonts w:hint="eastAsia"/>
+                <w:color w:val="95DD9F" w:themeColor="background1" w:themeShade="D9"/>
               </w:rPr>
               <w:t>完成</w:t>
             </w:r>
@@ -6392,12 +6453,21 @@
               </w:rPr>
               <w:t>虚拟机</w:t>
             </w:r>
-            <w:r>
-              <w:rPr>
-                <w:rFonts w:hint="eastAsia"/>
-                <w:color w:val="D8D8D8"/>
-              </w:rPr>
-              <w:t>sdb shell</w:t>
+            <w:proofErr w:type="spellStart"/>
+            <w:r>
+              <w:rPr>
+                <w:rFonts w:hint="eastAsia"/>
+                <w:color w:val="D8D8D8"/>
+              </w:rPr>
+              <w:t>sdb</w:t>
+            </w:r>
+            <w:proofErr w:type="spellEnd"/>
+            <w:r>
+              <w:rPr>
+                <w:rFonts w:hint="eastAsia"/>
+                <w:color w:val="D8D8D8"/>
+              </w:rPr>
+              <w:t xml:space="preserve"> shell</w:t>
             </w:r>
             <w:r>
               <w:rPr>
@@ -7165,6 +7235,7 @@
               </w:rPr>
               <w:t>上驱动测试通过。</w:t>
             </w:r>
+            <w:proofErr w:type="spellStart"/>
             <w:r>
               <w:rPr>
                 <w:rFonts w:hint="eastAsia"/>
@@ -7172,6 +7243,7 @@
               </w:rPr>
               <w:t>ppc</w:t>
             </w:r>
+            <w:proofErr w:type="spellEnd"/>
             <w:r>
               <w:rPr>
                 <w:rFonts w:hint="eastAsia"/>
@@ -7201,12 +7273,14 @@
                 <w:color w:val="BCBCBC"/>
               </w:rPr>
             </w:pPr>
+            <w:proofErr w:type="spellStart"/>
             <w:r>
               <w:rPr>
                 <w:color w:val="BCBCBC"/>
               </w:rPr>
               <w:t>Powerpc</w:t>
             </w:r>
+            <w:proofErr w:type="spellEnd"/>
             <w:r>
               <w:rPr>
                 <w:rFonts w:hint="eastAsia"/>
@@ -8191,6 +8265,7 @@
               </w:rPr>
               <w:t>内置</w:t>
             </w:r>
+            <w:proofErr w:type="spellStart"/>
             <w:r>
               <w:rPr>
                 <w:rFonts w:hint="eastAsia"/>
@@ -8198,6 +8273,7 @@
               </w:rPr>
               <w:t>sql</w:t>
             </w:r>
+            <w:proofErr w:type="spellEnd"/>
             <w:r>
               <w:rPr>
                 <w:rFonts w:hint="eastAsia"/>
@@ -8391,6 +8467,7 @@
                 <w:color w:val="7F7F7F"/>
               </w:rPr>
             </w:pPr>
+            <w:proofErr w:type="spellStart"/>
             <w:r>
               <w:rPr>
                 <w:color w:val="7F7F7F"/>
@@ -8402,7 +8479,15 @@
                 <w:rFonts w:hint="eastAsia"/>
                 <w:color w:val="7F7F7F"/>
               </w:rPr>
-              <w:t xml:space="preserve">entaho </w:t>
+              <w:t>entaho</w:t>
+            </w:r>
+            <w:proofErr w:type="spellEnd"/>
+            <w:r>
+              <w:rPr>
+                <w:rFonts w:hint="eastAsia"/>
+                <w:color w:val="7F7F7F"/>
+              </w:rPr>
+              <w:t xml:space="preserve"> </w:t>
             </w:r>
             <w:r>
               <w:rPr>
@@ -8537,6 +8622,7 @@
               </w:rPr>
               <w:t>）数据导入到</w:t>
             </w:r>
+            <w:proofErr w:type="spellStart"/>
             <w:r>
               <w:rPr>
                 <w:rFonts w:hint="eastAsia"/>
@@ -8544,6 +8630,7 @@
               </w:rPr>
               <w:t>sdb</w:t>
             </w:r>
+            <w:proofErr w:type="spellEnd"/>
             <w:r>
               <w:rPr>
                 <w:rFonts w:hint="eastAsia"/>
@@ -9099,6 +9186,7 @@
               </w:rPr>
               <w:t>生成</w:t>
             </w:r>
+            <w:proofErr w:type="spellStart"/>
             <w:r>
               <w:rPr>
                 <w:rFonts w:hint="eastAsia"/>
@@ -9106,6 +9194,7 @@
               </w:rPr>
               <w:t>webhelp</w:t>
             </w:r>
+            <w:proofErr w:type="spellEnd"/>
           </w:p>
         </w:tc>
         <w:tc>
@@ -9880,6 +9969,7 @@
                 <w:color w:val="DDD9C3"/>
               </w:rPr>
             </w:pPr>
+            <w:proofErr w:type="spellStart"/>
             <w:r>
               <w:rPr>
                 <w:color w:val="DDD9C3"/>
@@ -9893,6 +9983,7 @@
               </w:rPr>
               <w:t>ortonworks</w:t>
             </w:r>
+            <w:proofErr w:type="spellEnd"/>
             <w:r>
               <w:rPr>
                 <w:rFonts w:hint="eastAsia"/>
@@ -10177,6 +10268,7 @@
                 <w:color w:val="DDD9C3"/>
               </w:rPr>
             </w:pPr>
+            <w:proofErr w:type="spellStart"/>
             <w:r>
               <w:rPr>
                 <w:color w:val="DDD9C3"/>
@@ -10190,6 +10282,7 @@
               </w:rPr>
               <w:t>son</w:t>
             </w:r>
+            <w:proofErr w:type="spellEnd"/>
             <w:r>
               <w:rPr>
                 <w:rFonts w:hint="eastAsia"/>
@@ -10496,12 +10589,21 @@
                 <w:color w:val="DDD9C3"/>
               </w:rPr>
             </w:pPr>
-            <w:r>
-              <w:rPr>
-                <w:rFonts w:hint="eastAsia"/>
-                <w:color w:val="DDD9C3"/>
-              </w:rPr>
-              <w:t xml:space="preserve">dpsDump </w:t>
+            <w:proofErr w:type="spellStart"/>
+            <w:r>
+              <w:rPr>
+                <w:rFonts w:hint="eastAsia"/>
+                <w:color w:val="DDD9C3"/>
+              </w:rPr>
+              <w:t>dpsDump</w:t>
+            </w:r>
+            <w:proofErr w:type="spellEnd"/>
+            <w:r>
+              <w:rPr>
+                <w:rFonts w:hint="eastAsia"/>
+                <w:color w:val="DDD9C3"/>
+              </w:rPr>
+              <w:t xml:space="preserve"> </w:t>
             </w:r>
             <w:r>
               <w:rPr>
@@ -11874,6 +11976,7 @@
                 <w:color w:val="DDD9C3" w:themeColor="background2" w:themeShade="E6"/>
               </w:rPr>
             </w:pPr>
+            <w:proofErr w:type="spellStart"/>
             <w:r>
               <w:rPr>
                 <w:color w:val="DDD9C3" w:themeColor="background2" w:themeShade="E6"/>
@@ -11887,6 +11990,7 @@
               </w:rPr>
               <w:t>mbari</w:t>
             </w:r>
+            <w:proofErr w:type="spellEnd"/>
             <w:r>
               <w:rPr>
                 <w:rFonts w:hint="eastAsia"/>
@@ -11894,6 +11998,7 @@
               </w:rPr>
               <w:t>编译安装集成</w:t>
             </w:r>
+            <w:proofErr w:type="spellStart"/>
             <w:r>
               <w:rPr>
                 <w:rFonts w:hint="eastAsia"/>
@@ -11901,6 +12006,7 @@
               </w:rPr>
               <w:t>SequoiaSQL</w:t>
             </w:r>
+            <w:proofErr w:type="spellEnd"/>
           </w:p>
         </w:tc>
         <w:tc>
@@ -12737,7 +12843,7 @@
         <a:sysClr val="windowText" lastClr="000000"/>
       </a:dk1>
       <a:lt1>
-        <a:sysClr val="window" lastClr="FFFFFF"/>
+        <a:sysClr val="window" lastClr="C7EDCC"/>
       </a:lt1>
       <a:dk2>
         <a:srgbClr val="1F497D"/>
